--- a/CS1/UNIT-01/U01L03/U01L03-Tell-a-Story-TF.docx
+++ b/CS1/UNIT-01/U01L03/U01L03-Tell-a-Story-TF.docx
@@ -122,7 +122,7 @@
         <w:pStyle w:val="BodyText"/>
       </w:pPr>
       <w:r>
-        <w:t>&lt;&lt;link&gt;&gt;</w:t>
+        <w:t>https://github.com/GrandmaDeb-rmvx/Minecraft-MakeCode-Python-Curriculum/blob/main/CS1/UNIT-01/U01L03/U01L03-Tell-a-Story-SF.pdf</w:t>
       </w:r>
     </w:p>
     <w:p>
@@ -138,7 +138,7 @@
         <w:pStyle w:val="BodyText"/>
       </w:pPr>
       <w:r>
-        <w:t>&lt;&lt;link&gt;&gt;</w:t>
+        <w:t>https://github.com/GrandmaDeb-rmvx/Minecraft-MakeCode-Python-Curriculum/blob/main/Teacher-Resources/What-to-say-with-player-say-SF.pdf</w:t>
       </w:r>
     </w:p>
     <w:p>
@@ -157,7 +157,7 @@
         <w:pStyle w:val="BodyText"/>
       </w:pPr>
       <w:r>
-        <w:t>&lt;&lt;link&gt;&gt;</w:t>
+        <w:t>https://github.com/GrandmaDeb-rmvx/Minecraft-MakeCode-Python-Curriculum/blob/main/Teacher-Resources/What-to-say-with-player-say-SF-Themed.pdf</w:t>
       </w:r>
     </w:p>
     <w:p>
@@ -259,12 +259,6 @@
         <w:t>Students select from teacher-approved writing prompts provided in the supplement</w:t>
       </w:r>
     </w:p>
-    <w:p>
-      <w:pPr>
-        <w:ind w:left="450"/>
-      </w:pPr>
-    </w:p>
-    <w:p/>
     <w:p>
       <w:pPr>
         <w:pStyle w:val="Heading3"/>
@@ -804,11 +798,6 @@
         </w:rPr>
         <w:tab/>
         <w:t>Turn in your work by creating a share link.</w:t>
-      </w:r>
-    </w:p>
-    <w:p>
-      <w:r>
-        <w:t xml:space="preserve"> </w:t>
       </w:r>
     </w:p>
     <w:p>
@@ -1008,7 +997,6 @@
     </w:p>
     <w:p>
       <w:r>
-        <w:lastRenderedPageBreak/>
         <w:t xml:space="preserve">This lesson develops early skills aligned with ISTE Creative Communicator and Innovative Designer by having </w:t>
       </w:r>
       <w:proofErr w:type="gramStart"/>
@@ -1020,7 +1008,6 @@
         <w:t xml:space="preserve"> express ideas clearly through code and revise their work within structured constraints.</w:t>
       </w:r>
     </w:p>
-    <w:p/>
     <w:sectPr>
       <w:pgSz w:w="12240" w:h="15840"/>
       <w:pgMar w:top="1440" w:right="1800" w:bottom="1440" w:left="1800" w:header="720" w:footer="720" w:gutter="0"/>
@@ -2173,6 +2160,7 @@
   <w:style w:type="character" w:default="1" w:styleId="DefaultParagraphFont">
     <w:name w:val="Default Paragraph Font"/>
     <w:uiPriority w:val="1"/>
+    <w:semiHidden/>
     <w:unhideWhenUsed/>
   </w:style>
   <w:style w:type="table" w:default="1" w:styleId="TableNormal">
@@ -13005,6 +12993,29 @@
       <w:sz w:val="24"/>
       <w:szCs w:val="24"/>
       <w:lang w:eastAsia="zh-CN"/>
+    </w:rPr>
+  </w:style>
+  <w:style w:type="character" w:styleId="Hyperlink">
+    <w:name w:val="Hyperlink"/>
+    <w:basedOn w:val="DefaultParagraphFont"/>
+    <w:uiPriority w:val="99"/>
+    <w:unhideWhenUsed/>
+    <w:rsid w:val="00FE64F1"/>
+    <w:rPr>
+      <w:color w:val="0000FF" w:themeColor="hyperlink"/>
+      <w:u w:val="single"/>
+    </w:rPr>
+  </w:style>
+  <w:style w:type="character" w:styleId="UnresolvedMention">
+    <w:name w:val="Unresolved Mention"/>
+    <w:basedOn w:val="DefaultParagraphFont"/>
+    <w:uiPriority w:val="99"/>
+    <w:semiHidden/>
+    <w:unhideWhenUsed/>
+    <w:rsid w:val="00FE64F1"/>
+    <w:rPr>
+      <w:color w:val="605E5C"/>
+      <w:shd w:val="clear" w:color="auto" w:fill="E1DFDD"/>
     </w:rPr>
   </w:style>
 </w:styles>
@@ -13331,6 +13342,14 @@
 </file>
 
 <file path=customXml/item1.xml><?xml version="1.0" encoding="utf-8"?>
+<p:properties xmlns:p="http://schemas.microsoft.com/office/2006/metadata/properties" xmlns:xsi="http://www.w3.org/2001/XMLSchema-instance" xmlns:pc="http://schemas.microsoft.com/office/infopath/2007/PartnerControls">
+  <documentManagement>
+    <_activity xmlns="e0dce410-6f53-4cab-9505-0a916495c455" xsi:nil="true"/>
+  </documentManagement>
+</p:properties>
+</file>
+
+<file path=customXml/item2.xml><?xml version="1.0" encoding="utf-8"?>
 <?mso-contentType ?>
 <FormTemplates xmlns="http://schemas.microsoft.com/sharepoint/v3/contenttype/forms">
   <Display>DocumentLibraryForm</Display>
@@ -13339,19 +13358,7 @@
 </FormTemplates>
 </file>
 
-<file path=customXml/item2.xml><?xml version="1.0" encoding="utf-8"?>
-<p:properties xmlns:p="http://schemas.microsoft.com/office/2006/metadata/properties" xmlns:xsi="http://www.w3.org/2001/XMLSchema-instance" xmlns:pc="http://schemas.microsoft.com/office/infopath/2007/PartnerControls">
-  <documentManagement>
-    <_activity xmlns="e0dce410-6f53-4cab-9505-0a916495c455" xsi:nil="true"/>
-  </documentManagement>
-</p:properties>
-</file>
-
 <file path=customXml/item3.xml><?xml version="1.0" encoding="utf-8"?>
-<b:Sources xmlns:b="http://schemas.openxmlformats.org/officeDocument/2006/bibliography" xmlns="http://schemas.openxmlformats.org/officeDocument/2006/bibliography" SelectedStyle="/APA.XSL" StyleName="APA"/>
-</file>
-
-<file path=customXml/item4.xml><?xml version="1.0" encoding="utf-8"?>
 <ct:contentTypeSchema xmlns:ct="http://schemas.microsoft.com/office/2006/metadata/contentType" xmlns:ma="http://schemas.microsoft.com/office/2006/metadata/properties/metaAttributes" ct:_="" ma:_="" ma:contentTypeName="Document" ma:contentTypeID="0x01010087A7047D9DFF5A4C8222B1019D9C32F1" ma:contentTypeVersion="15" ma:contentTypeDescription="Create a new document." ma:contentTypeScope="" ma:versionID="b01fe385716b93d9e558c14978a6b8a3">
   <xsd:schema xmlns:xsd="http://www.w3.org/2001/XMLSchema" xmlns:xs="http://www.w3.org/2001/XMLSchema" xmlns:p="http://schemas.microsoft.com/office/2006/metadata/properties" xmlns:ns3="e0dce410-6f53-4cab-9505-0a916495c455" xmlns:ns4="fb10d39d-97af-40e5-8c4f-28e72bc8cdb7" targetNamespace="http://schemas.microsoft.com/office/2006/metadata/properties" ma:root="true" ma:fieldsID="85287386e7e8bd9d4b88baa8dc1fb00c" ns3:_="" ns4:_="">
     <xsd:import namespace="e0dce410-6f53-4cab-9505-0a916495c455"/>
@@ -13584,15 +13591,11 @@
 </ct:contentTypeSchema>
 </file>
 
-<file path=customXml/itemProps1.xml><?xml version="1.0" encoding="utf-8"?>
-<ds:datastoreItem xmlns:ds="http://schemas.openxmlformats.org/officeDocument/2006/customXml" ds:itemID="{F5795AA2-7849-4FC0-80F4-15AF03B5EE9D}">
-  <ds:schemaRefs>
-    <ds:schemaRef ds:uri="http://schemas.microsoft.com/sharepoint/v3/contenttype/forms"/>
-  </ds:schemaRefs>
-</ds:datastoreItem>
+<file path=customXml/item4.xml><?xml version="1.0" encoding="utf-8"?>
+<b:Sources xmlns:b="http://schemas.openxmlformats.org/officeDocument/2006/bibliography" xmlns="http://schemas.openxmlformats.org/officeDocument/2006/bibliography" SelectedStyle="/APA.XSL" StyleName="APA"/>
 </file>
 
-<file path=customXml/itemProps2.xml><?xml version="1.0" encoding="utf-8"?>
+<file path=customXml/itemProps1.xml><?xml version="1.0" encoding="utf-8"?>
 <ds:datastoreItem xmlns:ds="http://schemas.openxmlformats.org/officeDocument/2006/customXml" ds:itemID="{C72A59BF-1B45-4D76-813E-007E1195C7F0}">
   <ds:schemaRefs>
     <ds:schemaRef ds:uri="http://schemas.microsoft.com/office/2006/metadata/properties"/>
@@ -13602,15 +13605,15 @@
 </ds:datastoreItem>
 </file>
 
-<file path=customXml/itemProps3.xml><?xml version="1.0" encoding="utf-8"?>
-<ds:datastoreItem xmlns:ds="http://schemas.openxmlformats.org/officeDocument/2006/customXml" ds:itemID="{EF278816-EC6F-A645-907D-7F25AECB1D4A}">
+<file path=customXml/itemProps2.xml><?xml version="1.0" encoding="utf-8"?>
+<ds:datastoreItem xmlns:ds="http://schemas.openxmlformats.org/officeDocument/2006/customXml" ds:itemID="{F5795AA2-7849-4FC0-80F4-15AF03B5EE9D}">
   <ds:schemaRefs>
-    <ds:schemaRef ds:uri="http://schemas.openxmlformats.org/officeDocument/2006/bibliography"/>
+    <ds:schemaRef ds:uri="http://schemas.microsoft.com/sharepoint/v3/contenttype/forms"/>
   </ds:schemaRefs>
 </ds:datastoreItem>
 </file>
 
-<file path=customXml/itemProps4.xml><?xml version="1.0" encoding="utf-8"?>
+<file path=customXml/itemProps3.xml><?xml version="1.0" encoding="utf-8"?>
 <ds:datastoreItem xmlns:ds="http://schemas.openxmlformats.org/officeDocument/2006/customXml" ds:itemID="{2CB7DA78-BBE1-4E4B-B9E8-58D837781806}">
   <ds:schemaRefs>
     <ds:schemaRef ds:uri="http://schemas.microsoft.com/office/2006/metadata/contentType"/>
@@ -13627,4 +13630,12 @@
     <ds:schemaRef ds:uri="http://schemas.microsoft.com/internal/obd"/>
   </ds:schemaRefs>
 </ds:datastoreItem>
+</file>
+
+<file path=customXml/itemProps4.xml><?xml version="1.0" encoding="utf-8"?>
+<ds:datastoreItem xmlns:ds="http://schemas.openxmlformats.org/officeDocument/2006/customXml" ds:itemID="{EF278816-EC6F-A645-907D-7F25AECB1D4A}">
+  <ds:schemaRefs>
+    <ds:schemaRef ds:uri="http://schemas.openxmlformats.org/officeDocument/2006/bibliography"/>
+  </ds:schemaRefs>
+</ds:datastoreItem>
 </file>